--- a/docs/RESEARCH_PIPELINE.docx
+++ b/docs/RESEARCH_PIPELINE.docx
@@ -1129,7 +1129,7 @@
               <w:rPr>
                 <w:b w:val="0"/>
               </w:rPr>
-              <w:t>Market-neutral conference variant</w:t>
+              <w:t>Option-expiration-week SPY</w:t>
             </w:r>
           </w:p>
         </w:tc>
@@ -1142,7 +1142,7 @@
               <w:rPr>
                 <w:b w:val="0"/>
               </w:rPr>
-              <w:t>Quantpedia</w:t>
+              <w:t>mined (calendar)</w:t>
             </w:r>
           </w:p>
         </w:tc>
@@ -1155,7 +1155,142 @@
               <w:rPr>
                 <w:b w:val="0"/>
               </w:rPr>
-              <w:t>❌ flagged infeasible (single-name/index short framing) at extraction</w:t>
+              <w:t>❌ Case 62A — anomaly inverted (opex days +1.6 vs +7.6 bps/day); below 93% of random-week placebos</w:t>
+            </w:r>
+          </w:p>
+        </w:tc>
+      </w:tr>
+      <w:tr>
+        <w:tc>
+          <w:tcPr>
+            <w:tcW w:type="dxa" w:w="2880"/>
+          </w:tcPr>
+          <w:p>
+            <w:r>
+              <w:rPr>
+                <w:b w:val="0"/>
+              </w:rPr>
+              <w:t>Bond-ETF duration rotation (median tier)</w:t>
+            </w:r>
+          </w:p>
+        </w:tc>
+        <w:tc>
+          <w:tcPr>
+            <w:tcW w:type="dxa" w:w="2880"/>
+          </w:tcPr>
+          <w:p>
+            <w:r>
+              <w:rPr>
+                <w:b w:val="0"/>
+              </w:rPr>
+              <w:t>mined (ETF RV)</w:t>
+            </w:r>
+          </w:p>
+        </w:tc>
+        <w:tc>
+          <w:tcPr>
+            <w:tcW w:type="dxa" w:w="2880"/>
+          </w:tcPr>
+          <w:p>
+            <w:r>
+              <w:rPr>
+                <w:b w:val="0"/>
+              </w:rPr>
+              <w:t>❌ Case 62B — duration beta; rotation 0.01 &lt; equal-weight 0.15 &lt; BND 0.37; alpha −2%/yr</w:t>
+            </w:r>
+          </w:p>
+        </w:tc>
+      </w:tr>
+      <w:tr>
+        <w:tc>
+          <w:tcPr>
+            <w:tcW w:type="dxa" w:w="2880"/>
+          </w:tcPr>
+          <w:p>
+            <w:r>
+              <w:rPr>
+                <w:b w:val="0"/>
+              </w:rPr>
+              <w:t>Higher-moment tail hedge (SPY skew/kurt)</w:t>
+            </w:r>
+          </w:p>
+        </w:tc>
+        <w:tc>
+          <w:tcPr>
+            <w:tcW w:type="dxa" w:w="2880"/>
+          </w:tcPr>
+          <w:p>
+            <w:r>
+              <w:rPr>
+                <w:b w:val="0"/>
+              </w:rPr>
+              <w:t>mined (vol)</w:t>
+            </w:r>
+          </w:p>
+        </w:tc>
+        <w:tc>
+          <w:tcPr>
+            <w:tcW w:type="dxa" w:w="2880"/>
+          </w:tcPr>
+          <w:p>
+            <w:r>
+              <w:rPr>
+                <w:b w:val="0"/>
+              </w:rPr>
+              <w:t>⚠️ Case 62C — REAL+robust (+0.05 Sharpe, 100% of configs) but a beta DD-overlay, not market-neutral alpha; no beta sleeve to deploy on</w:t>
+            </w:r>
+          </w:p>
+        </w:tc>
+      </w:tr>
+      <w:tr>
+        <w:tc>
+          <w:tcPr>
+            <w:tcW w:type="dxa" w:w="2880"/>
+          </w:tcPr>
+          <w:p>
+            <w:r>
+              <w:rPr>
+                <w:b w:val="0"/>
+              </w:rPr>
+              <w:t>Insider buying (small-cap, long-only)</w:t>
+            </w:r>
+          </w:p>
+        </w:tc>
+        <w:tc>
+          <w:tcPr>
+            <w:tcW w:type="dxa" w:w="2880"/>
+          </w:tcPr>
+          <w:p>
+            <w:r>
+              <w:rPr>
+                <w:b w:val="0"/>
+              </w:rPr>
+              <w:t>Quantpedia/SSRN</w:t>
+            </w:r>
+          </w:p>
+        </w:tc>
+        <w:tc>
+          <w:tcPr>
+            <w:tcW w:type="dxa" w:w="2880"/>
+          </w:tcPr>
+          <w:p>
+            <w:r>
+              <w:rPr>
+                <w:b w:val="0"/>
+              </w:rPr>
+              <w:t xml:space="preserve">⏳ test-now — long-only = NO borrow wall (real advantage); blocked on AV quota today → build a free </w:t>
+            </w:r>
+            <w:r>
+              <w:rPr>
+                <w:b/>
+              </w:rPr>
+              <w:t>SEC EDGAR Form 4</w:t>
+            </w:r>
+            <w:r>
+              <w:rPr>
+                <w:b w:val="0"/>
+              </w:rPr>
+              <w:t xml:space="preserve"> fetcher next</w:t>
             </w:r>
           </w:p>
         </w:tc>
@@ -1196,18 +1331,88 @@
               <w:rPr>
                 <w:b w:val="0"/>
               </w:rPr>
-              <w:t>⏳ extracted; flagged infeasible at extraction (40-name shorting + fundamentals + adverse borrow) — revisit if the long-only / index-hedged form is tractable</w:t>
+              <w:t>⏳ queued — 40-name shorting + adverse borrow; revisit the long-only / index-hedged form</w:t>
             </w:r>
           </w:p>
         </w:tc>
       </w:tr>
     </w:tbl>
     <w:p>
+      <w:pPr>
+        <w:pStyle w:val="Heading3"/>
+      </w:pPr>
+      <w:r>
+        <w:t>The big harvest (Case 62 run)</w:t>
+      </w:r>
+    </w:p>
+    <w:p>
       <w:r>
         <w:rPr>
           <w:b w:val="0"/>
         </w:rPr>
-        <w:t xml:space="preserve">The corpus currently holds </w:t>
+        <w:t xml:space="preserve">A 16-agent workflow fan-out (146 sub-agents, ~6.7M tokens) harvested </w:t>
+      </w:r>
+      <w:r>
+        <w:rPr>
+          <w:b/>
+        </w:rPr>
+        <w:t>176 published strategies</w:t>
+      </w:r>
+      <w:r>
+        <w:rPr>
+          <w:b w:val="0"/>
+        </w:rPr>
+        <w:t xml:space="preserve"> →</w:t>
+      </w:r>
+    </w:p>
+    <w:p>
+      <w:r>
+        <w:rPr>
+          <w:b/>
+        </w:rPr>
+        <w:t>65 novel + venue-feasible</w:t>
+      </w:r>
+      <w:r>
+        <w:rPr>
+          <w:b w:val="0"/>
+        </w:rPr>
+        <w:t xml:space="preserve"> after dedup vs our 61 cases → adversarial triage: **7 test-now, 11</w:t>
+      </w:r>
+    </w:p>
+    <w:p>
+      <w:r>
+        <w:rPr>
+          <w:b w:val="0"/>
+        </w:rPr>
+        <w:t>queued (data-gated), 47 dropped**. Full structured catalog (test-now / queued / dropped with reasons,</w:t>
+      </w:r>
+    </w:p>
+    <w:p>
+      <w:r>
+        <w:rPr>
+          <w:b w:val="0"/>
+        </w:rPr>
+        <w:t xml:space="preserve">test plans, predicted kills): </w:t>
+      </w:r>
+      <w:r>
+        <w:rPr>
+          <w:b/>
+        </w:rPr>
+        <w:t>`data/research/harvest_catalog.json`</w:t>
+      </w:r>
+      <w:r>
+        <w:rPr>
+          <w:b w:val="0"/>
+        </w:rPr>
+        <w:t>.</w:t>
+      </w:r>
+    </w:p>
+    <w:p>
+      <w:r>
+        <w:rPr>
+          <w:b w:val="0"/>
+        </w:rPr>
+        <w:t xml:space="preserve">The corpus holds </w:t>
       </w:r>
       <w:r>
         <w:rPr>
@@ -1219,7 +1424,7 @@
         <w:rPr>
           <w:b w:val="0"/>
         </w:rPr>
-        <w:t xml:space="preserve"> (AlphaVantage) plus the harvested research</w:t>
+        <w:t xml:space="preserve"> (AlphaVantage) + harvested research write-ups + the 176-spec</w:t>
       </w:r>
     </w:p>
     <w:p>
@@ -1227,7 +1432,7 @@
         <w:rPr>
           <w:b w:val="0"/>
         </w:rPr>
-        <w:t>write-ups. As the queue grows, every novel + feasible spec gets the same honest battery — and the</w:t>
+        <w:t>catalog. Every novel + feasible spec gets the same honest battery — the denominator (how many we</w:t>
       </w:r>
     </w:p>
     <w:p>
@@ -1235,7 +1440,7 @@
         <w:rPr>
           <w:b w:val="0"/>
         </w:rPr>
-        <w:t>denominator (how many we killed) is the credibility, exactly as in the main case-study log.</w:t>
+        <w:t>killed) is the credibility, exactly as in the main case-study log.</w:t>
       </w:r>
     </w:p>
     <w:sectPr>

--- a/docs/RESEARCH_PIPELINE.docx
+++ b/docs/RESEARCH_PIPELINE.docx
@@ -1252,7 +1252,7 @@
               <w:rPr>
                 <w:b w:val="0"/>
               </w:rPr>
-              <w:t>Insider buying (small-cap, long-only)</w:t>
+              <w:t>Insider buying (long-only)</w:t>
             </w:r>
           </w:p>
         </w:tc>
@@ -1278,19 +1278,19 @@
               <w:rPr>
                 <w:b w:val="0"/>
               </w:rPr>
-              <w:t xml:space="preserve">⏳ test-now — long-only = NO borrow wall (real advantage); blocked on AV quota today → build a free </w:t>
+              <w:t xml:space="preserve">❌ Case 63 — passed large-cap battery (+1.4% vs EW, ρ+0.07 to pairs) but </w:t>
             </w:r>
             <w:r>
               <w:rPr>
                 <w:b/>
               </w:rPr>
-              <w:t>SEC EDGAR Form 4</w:t>
+              <w:t>survivorship control kills it</w:t>
             </w:r>
             <w:r>
               <w:rPr>
                 <w:b w:val="0"/>
               </w:rPr>
-              <w:t xml:space="preserve"> fetcher next</w:t>
+              <w:t>: on the 1,702-name delisted-aware universe the spread inverts to −0.61 (placebo pctile 0.48 = random). Built free SEC bulk Form-4 pipeline (111k buys).</w:t>
             </w:r>
           </w:p>
         </w:tc>

--- a/docs/RESEARCH_PIPELINE.docx
+++ b/docs/RESEARCH_PIPELINE.docx
@@ -818,7 +818,7 @@
               <w:rPr>
                 <w:b/>
               </w:rPr>
-              <w:t>Perplexity / knowledge MCP</w:t>
+              <w:t>Perplexity MCP</w:t>
             </w:r>
           </w:p>
         </w:tc>
@@ -844,7 +844,60 @@
               <w:rPr>
                 <w:b w:val="0"/>
               </w:rPr>
-              <w:t>synthesis + internal KB</w:t>
+              <w:t>web synthesis</w:t>
+            </w:r>
+          </w:p>
+        </w:tc>
+      </w:tr>
+      <w:tr>
+        <w:tc>
+          <w:tcPr>
+            <w:tcW w:type="dxa" w:w="2880"/>
+          </w:tcPr>
+          <w:p>
+            <w:r>
+              <w:rPr>
+                <w:b/>
+              </w:rPr>
+              <w:t>knowledge MCP</w:t>
+            </w:r>
+            <w:r>
+              <w:rPr>
+                <w:b w:val="0"/>
+              </w:rPr>
+              <w:t xml:space="preserve"> (`trading-knowledge`)</w:t>
+            </w:r>
+          </w:p>
+        </w:tc>
+        <w:tc>
+          <w:tcPr>
+            <w:tcW w:type="dxa" w:w="2880"/>
+          </w:tcPr>
+          <w:p>
+            <w:r>
+              <w:rPr>
+                <w:b w:val="0"/>
+              </w:rPr>
+              <w:t xml:space="preserve">connected, </w:t>
+            </w:r>
+            <w:r>
+              <w:rPr>
+                <w:b/>
+              </w:rPr>
+              <w:t>now ingested</w:t>
+            </w:r>
+          </w:p>
+        </w:tc>
+        <w:tc>
+          <w:tcPr>
+            <w:tcW w:type="dxa" w:w="2880"/>
+          </w:tcPr>
+          <w:p>
+            <w:r>
+              <w:rPr>
+                <w:b w:val="0"/>
+              </w:rPr>
+              <w:t>60-doc private corpus (19 books + own forward-tested code-strategies) → 217 specs mapped, Case 64 (`TRADING_KNOWLEDGE_COVERAGE.md`)</w:t>
             </w:r>
           </w:p>
         </w:tc>
